--- a/docs/answers/as-arithmeticonalgebraicfractions.docx
+++ b/docs/answers/as-arithmeticonalgebraicfractions.docx
@@ -441,7 +441,7 @@
           </m:num>
           <m:den>
             <m:r>
-              <m:t>x</m:t>
+              <m:t>t</m:t>
             </m:r>
             <m:r>
               <m:rPr>
@@ -600,7 +600,7 @@
               <m:t>3</m:t>
             </m:r>
             <m:r>
-              <m:t>x</m:t>
+              <m:t>c</m:t>
             </m:r>
             <m:r>
               <m:rPr>
@@ -616,7 +616,7 @@
             <m:sSup>
               <m:e>
                 <m:r>
-                  <m:t>x</m:t>
+                  <m:t>c</m:t>
                 </m:r>
               </m:e>
               <m:sup>
@@ -1056,7 +1056,7 @@
           </m:fPr>
           <m:num>
             <m:r>
-              <m:t>x</m:t>
+              <m:t>m</m:t>
             </m:r>
           </m:num>
           <m:den>
@@ -1490,7 +1490,7 @@
           </m:fPr>
           <m:num>
             <m:r>
-              <m:t>x</m:t>
+              <m:t>v</m:t>
             </m:r>
             <m:r>
               <m:rPr>
@@ -1504,7 +1504,7 @@
           </m:num>
           <m:den>
             <m:r>
-              <m:t>x</m:t>
+              <m:t>v</m:t>
             </m:r>
           </m:den>
         </m:f>
@@ -1859,7 +1859,7 @@
           </m:fPr>
           <m:num>
             <m:r>
-              <m:t>x</m:t>
+              <m:t>t</m:t>
             </m:r>
             <m:r>
               <m:rPr>
@@ -1876,7 +1876,7 @@
               <m:t>3</m:t>
             </m:r>
             <m:r>
-              <m:t>x</m:t>
+              <m:t>t</m:t>
             </m:r>
           </m:den>
         </m:f>

--- a/docs/answers/as-arithmeticonalgebraicfractions.docx
+++ b/docs/answers/as-arithmeticonalgebraicfractions.docx
@@ -52,7 +52,7 @@
         </w:rPr>
         <w:t xml:space="preserve"> </w:t>
       </w:r>
-      <w:hyperlink r:id="rId20">
+      <w:hyperlink r:id="rId9">
         <w:r>
           <w:rPr>
             <w:rStyle w:val="Hyperlink"/>
@@ -82,7 +82,7 @@
         <w:t xml:space="preserve">Please attempt the questions before reading these answers!</w:t>
       </w:r>
     </w:p>
-    <w:bookmarkStart w:id="21" w:name="q1"/>
+    <w:bookmarkStart w:id="10" w:name="q1"/>
     <w:p>
       <w:pPr>
         <w:pStyle w:val="Heading2"/>
@@ -390,28 +390,30 @@
             <m:r>
               <m:t>x</m:t>
             </m:r>
-            <m:d>
-              <m:dPr>
-                <m:begChr m:val="("/>
-                <m:sepChr m:val=""/>
-                <m:endChr m:val=")"/>
-                <m:grow/>
-              </m:dPr>
-              <m:e>
-                <m:r>
-                  <m:t>x</m:t>
-                </m:r>
-                <m:r>
-                  <m:rPr>
-                    <m:sty m:val="p"/>
-                  </m:rPr>
-                  <m:t>+</m:t>
-                </m:r>
-                <m:r>
-                  <m:t>1</m:t>
-                </m:r>
-              </m:e>
-            </m:d>
+            <m:r>
+              <m:rPr>
+                <m:sty m:val="p"/>
+              </m:rPr>
+              <m:t>(</m:t>
+            </m:r>
+            <m:r>
+              <m:t>x</m:t>
+            </m:r>
+            <m:r>
+              <m:rPr>
+                <m:sty m:val="p"/>
+              </m:rPr>
+              <m:t>+</m:t>
+            </m:r>
+            <m:r>
+              <m:t>1</m:t>
+            </m:r>
+            <m:r>
+              <m:rPr>
+                <m:sty m:val="p"/>
+              </m:rPr>
+              <m:t>)</m:t>
+            </m:r>
           </m:den>
         </m:f>
       </m:oMath>
@@ -529,50 +531,54 @@
             </m:r>
           </m:num>
           <m:den>
-            <m:d>
-              <m:dPr>
-                <m:begChr m:val="("/>
-                <m:sepChr m:val=""/>
-                <m:endChr m:val=")"/>
-                <m:grow/>
-              </m:dPr>
-              <m:e>
-                <m:r>
-                  <m:t>x</m:t>
-                </m:r>
-                <m:r>
-                  <m:rPr>
-                    <m:sty m:val="p"/>
-                  </m:rPr>
-                  <m:t>+</m:t>
-                </m:r>
-                <m:r>
-                  <m:t>2</m:t>
-                </m:r>
-              </m:e>
-            </m:d>
-            <m:d>
-              <m:dPr>
-                <m:begChr m:val="("/>
-                <m:sepChr m:val=""/>
-                <m:endChr m:val=")"/>
-                <m:grow/>
-              </m:dPr>
-              <m:e>
-                <m:r>
-                  <m:t>x</m:t>
-                </m:r>
-                <m:r>
-                  <m:rPr>
-                    <m:sty m:val="p"/>
-                  </m:rPr>
-                  <m:t>−</m:t>
-                </m:r>
-                <m:r>
-                  <m:t>2</m:t>
-                </m:r>
-              </m:e>
-            </m:d>
+            <m:r>
+              <m:rPr>
+                <m:sty m:val="p"/>
+              </m:rPr>
+              <m:t>(</m:t>
+            </m:r>
+            <m:r>
+              <m:t>x</m:t>
+            </m:r>
+            <m:r>
+              <m:rPr>
+                <m:sty m:val="p"/>
+              </m:rPr>
+              <m:t>+</m:t>
+            </m:r>
+            <m:r>
+              <m:t>2</m:t>
+            </m:r>
+            <m:r>
+              <m:rPr>
+                <m:sty m:val="p"/>
+              </m:rPr>
+              <m:t>)</m:t>
+            </m:r>
+            <m:r>
+              <m:rPr>
+                <m:sty m:val="p"/>
+              </m:rPr>
+              <m:t>(</m:t>
+            </m:r>
+            <m:r>
+              <m:t>x</m:t>
+            </m:r>
+            <m:r>
+              <m:rPr>
+                <m:sty m:val="p"/>
+              </m:rPr>
+              <m:t>−</m:t>
+            </m:r>
+            <m:r>
+              <m:t>2</m:t>
+            </m:r>
+            <m:r>
+              <m:rPr>
+                <m:sty m:val="p"/>
+              </m:rPr>
+              <m:t>)</m:t>
+            </m:r>
           </m:den>
         </m:f>
       </m:oMath>
@@ -651,77 +657,83 @@
             <m:r>
               <m:t>x</m:t>
             </m:r>
-            <m:d>
-              <m:dPr>
-                <m:begChr m:val="("/>
-                <m:sepChr m:val=""/>
-                <m:endChr m:val=")"/>
-                <m:grow/>
-              </m:dPr>
-              <m:e>
-                <m:r>
-                  <m:t>2</m:t>
-                </m:r>
-                <m:r>
-                  <m:t>x</m:t>
-                </m:r>
-                <m:r>
-                  <m:rPr>
-                    <m:sty m:val="p"/>
-                  </m:rPr>
-                  <m:t>−</m:t>
-                </m:r>
-                <m:r>
-                  <m:t>3</m:t>
-                </m:r>
-              </m:e>
-            </m:d>
+            <m:r>
+              <m:rPr>
+                <m:sty m:val="p"/>
+              </m:rPr>
+              <m:t>(</m:t>
+            </m:r>
+            <m:r>
+              <m:t>2</m:t>
+            </m:r>
+            <m:r>
+              <m:t>x</m:t>
+            </m:r>
+            <m:r>
+              <m:rPr>
+                <m:sty m:val="p"/>
+              </m:rPr>
+              <m:t>−</m:t>
+            </m:r>
+            <m:r>
+              <m:t>3</m:t>
+            </m:r>
+            <m:r>
+              <m:rPr>
+                <m:sty m:val="p"/>
+              </m:rPr>
+              <m:t>)</m:t>
+            </m:r>
           </m:num>
           <m:den>
-            <m:d>
-              <m:dPr>
-                <m:begChr m:val="("/>
-                <m:sepChr m:val=""/>
-                <m:endChr m:val=")"/>
-                <m:grow/>
-              </m:dPr>
-              <m:e>
-                <m:r>
-                  <m:t>x</m:t>
-                </m:r>
-                <m:r>
-                  <m:rPr>
-                    <m:sty m:val="p"/>
-                  </m:rPr>
-                  <m:t>−</m:t>
-                </m:r>
-                <m:r>
-                  <m:t>3</m:t>
-                </m:r>
-              </m:e>
-            </m:d>
-            <m:d>
-              <m:dPr>
-                <m:begChr m:val="("/>
-                <m:sepChr m:val=""/>
-                <m:endChr m:val=")"/>
-                <m:grow/>
-              </m:dPr>
-              <m:e>
-                <m:r>
-                  <m:t>x</m:t>
-                </m:r>
-                <m:r>
-                  <m:rPr>
-                    <m:sty m:val="p"/>
-                  </m:rPr>
-                  <m:t>+</m:t>
-                </m:r>
-                <m:r>
-                  <m:t>3</m:t>
-                </m:r>
-              </m:e>
-            </m:d>
+            <m:r>
+              <m:rPr>
+                <m:sty m:val="p"/>
+              </m:rPr>
+              <m:t>(</m:t>
+            </m:r>
+            <m:r>
+              <m:t>x</m:t>
+            </m:r>
+            <m:r>
+              <m:rPr>
+                <m:sty m:val="p"/>
+              </m:rPr>
+              <m:t>−</m:t>
+            </m:r>
+            <m:r>
+              <m:t>3</m:t>
+            </m:r>
+            <m:r>
+              <m:rPr>
+                <m:sty m:val="p"/>
+              </m:rPr>
+              <m:t>)</m:t>
+            </m:r>
+            <m:r>
+              <m:rPr>
+                <m:sty m:val="p"/>
+              </m:rPr>
+              <m:t>(</m:t>
+            </m:r>
+            <m:r>
+              <m:t>x</m:t>
+            </m:r>
+            <m:r>
+              <m:rPr>
+                <m:sty m:val="p"/>
+              </m:rPr>
+              <m:t>+</m:t>
+            </m:r>
+            <m:r>
+              <m:t>3</m:t>
+            </m:r>
+            <m:r>
+              <m:rPr>
+                <m:sty m:val="p"/>
+              </m:rPr>
+              <m:t>)</m:t>
+            </m:r>
           </m:den>
         </m:f>
       </m:oMath>
@@ -777,30 +789,32 @@
             </m:r>
           </m:num>
           <m:den>
+            <m:r>
+              <m:rPr>
+                <m:sty m:val="p"/>
+              </m:rPr>
+              <m:t>(</m:t>
+            </m:r>
+            <m:r>
+              <m:t>x</m:t>
+            </m:r>
+            <m:r>
+              <m:rPr>
+                <m:sty m:val="p"/>
+              </m:rPr>
+              <m:t>+</m:t>
+            </m:r>
+            <m:r>
+              <m:t>2</m:t>
+            </m:r>
             <m:sSup>
               <m:e>
-                <m:d>
-                  <m:dPr>
-                    <m:begChr m:val="("/>
-                    <m:sepChr m:val=""/>
-                    <m:endChr m:val=")"/>
-                    <m:grow/>
-                  </m:dPr>
-                  <m:e>
-                    <m:r>
-                      <m:t>x</m:t>
-                    </m:r>
-                    <m:r>
-                      <m:rPr>
-                        <m:sty m:val="p"/>
-                      </m:rPr>
-                      <m:t>+</m:t>
-                    </m:r>
-                    <m:r>
-                      <m:t>2</m:t>
-                    </m:r>
-                  </m:e>
-                </m:d>
+                <m:r>
+                  <m:rPr>
+                    <m:sty m:val="p"/>
+                  </m:rPr>
+                  <m:t>)</m:t>
+                </m:r>
               </m:e>
               <m:sup>
                 <m:r>
@@ -812,8 +826,8 @@
         </m:f>
       </m:oMath>
     </w:p>
-    <w:bookmarkEnd w:id="21"/>
-    <w:bookmarkStart w:id="22" w:name="q2"/>
+    <w:bookmarkEnd w:id="10"/>
+    <w:bookmarkStart w:id="11" w:name="q2"/>
     <w:p>
       <w:pPr>
         <w:pStyle w:val="Heading2"/>
@@ -897,28 +911,30 @@
             <m:r>
               <m:t>x</m:t>
             </m:r>
-            <m:d>
-              <m:dPr>
-                <m:begChr m:val="("/>
-                <m:sepChr m:val=""/>
-                <m:endChr m:val=")"/>
-                <m:grow/>
-              </m:dPr>
-              <m:e>
-                <m:r>
-                  <m:t>x</m:t>
-                </m:r>
-                <m:r>
-                  <m:rPr>
-                    <m:sty m:val="p"/>
-                  </m:rPr>
-                  <m:t>+</m:t>
-                </m:r>
-                <m:r>
-                  <m:t>1</m:t>
-                </m:r>
-              </m:e>
-            </m:d>
+            <m:r>
+              <m:rPr>
+                <m:sty m:val="p"/>
+              </m:rPr>
+              <m:t>(</m:t>
+            </m:r>
+            <m:r>
+              <m:t>x</m:t>
+            </m:r>
+            <m:r>
+              <m:rPr>
+                <m:sty m:val="p"/>
+              </m:rPr>
+              <m:t>+</m:t>
+            </m:r>
+            <m:r>
+              <m:t>1</m:t>
+            </m:r>
+            <m:r>
+              <m:rPr>
+                <m:sty m:val="p"/>
+              </m:rPr>
+              <m:t>)</m:t>
+            </m:r>
           </m:num>
           <m:den>
             <m:r>
@@ -1263,34 +1279,36 @@
             <m:r>
               <m:t>3</m:t>
             </m:r>
-            <m:d>
-              <m:dPr>
-                <m:begChr m:val="("/>
-                <m:sepChr m:val=""/>
-                <m:endChr m:val=")"/>
-                <m:grow/>
-              </m:dPr>
-              <m:e>
-                <m:r>
-                  <m:t>x</m:t>
-                </m:r>
-                <m:r>
-                  <m:rPr>
-                    <m:sty m:val="p"/>
-                  </m:rPr>
-                  <m:t>−</m:t>
-                </m:r>
-                <m:r>
-                  <m:t>2</m:t>
-                </m:r>
-              </m:e>
-            </m:d>
+            <m:r>
+              <m:rPr>
+                <m:sty m:val="p"/>
+              </m:rPr>
+              <m:t>(</m:t>
+            </m:r>
+            <m:r>
+              <m:t>x</m:t>
+            </m:r>
+            <m:r>
+              <m:rPr>
+                <m:sty m:val="p"/>
+              </m:rPr>
+              <m:t>−</m:t>
+            </m:r>
+            <m:r>
+              <m:t>2</m:t>
+            </m:r>
+            <m:r>
+              <m:rPr>
+                <m:sty m:val="p"/>
+              </m:rPr>
+              <m:t>)</m:t>
+            </m:r>
           </m:den>
         </m:f>
       </m:oMath>
     </w:p>
-    <w:bookmarkEnd w:id="22"/>
-    <w:bookmarkStart w:id="23" w:name="q3"/>
+    <w:bookmarkEnd w:id="11"/>
+    <w:bookmarkStart w:id="12" w:name="q3"/>
     <w:p>
       <w:pPr>
         <w:pStyle w:val="Heading2"/>
@@ -1436,28 +1454,30 @@
             <m:r>
               <m:t>4</m:t>
             </m:r>
-            <m:d>
-              <m:dPr>
-                <m:begChr m:val="("/>
-                <m:sepChr m:val=""/>
-                <m:endChr m:val=")"/>
-                <m:grow/>
-              </m:dPr>
-              <m:e>
-                <m:r>
-                  <m:t>x</m:t>
-                </m:r>
-                <m:r>
-                  <m:rPr>
-                    <m:sty m:val="p"/>
-                  </m:rPr>
-                  <m:t>−</m:t>
-                </m:r>
-                <m:r>
-                  <m:t>2</m:t>
-                </m:r>
-              </m:e>
-            </m:d>
+            <m:r>
+              <m:rPr>
+                <m:sty m:val="p"/>
+              </m:rPr>
+              <m:t>(</m:t>
+            </m:r>
+            <m:r>
+              <m:t>x</m:t>
+            </m:r>
+            <m:r>
+              <m:rPr>
+                <m:sty m:val="p"/>
+              </m:rPr>
+              <m:t>−</m:t>
+            </m:r>
+            <m:r>
+              <m:t>2</m:t>
+            </m:r>
+            <m:r>
+              <m:rPr>
+                <m:sty m:val="p"/>
+              </m:rPr>
+              <m:t>)</m:t>
+            </m:r>
           </m:num>
           <m:den>
             <m:r>
@@ -1675,28 +1695,30 @@
             <m:r>
               <m:t>3</m:t>
             </m:r>
-            <m:d>
-              <m:dPr>
-                <m:begChr m:val="("/>
-                <m:sepChr m:val=""/>
-                <m:endChr m:val=")"/>
-                <m:grow/>
-              </m:dPr>
-              <m:e>
-                <m:r>
-                  <m:t>x</m:t>
-                </m:r>
-                <m:r>
-                  <m:rPr>
-                    <m:sty m:val="p"/>
-                  </m:rPr>
-                  <m:t>+</m:t>
-                </m:r>
-                <m:r>
-                  <m:t>2</m:t>
-                </m:r>
-              </m:e>
-            </m:d>
+            <m:r>
+              <m:rPr>
+                <m:sty m:val="p"/>
+              </m:rPr>
+              <m:t>(</m:t>
+            </m:r>
+            <m:r>
+              <m:t>x</m:t>
+            </m:r>
+            <m:r>
+              <m:rPr>
+                <m:sty m:val="p"/>
+              </m:rPr>
+              <m:t>+</m:t>
+            </m:r>
+            <m:r>
+              <m:t>2</m:t>
+            </m:r>
+            <m:r>
+              <m:rPr>
+                <m:sty m:val="p"/>
+              </m:rPr>
+              <m:t>)</m:t>
+            </m:r>
           </m:num>
           <m:den>
             <m:r>
@@ -1709,8 +1731,8 @@
         </m:f>
       </m:oMath>
     </w:p>
-    <w:bookmarkEnd w:id="23"/>
-    <w:bookmarkStart w:id="24" w:name="q4"/>
+    <w:bookmarkEnd w:id="12"/>
+    <w:bookmarkStart w:id="13" w:name="q4"/>
     <w:p>
       <w:pPr>
         <w:pStyle w:val="Heading2"/>
@@ -1913,28 +1935,30 @@
             <m:r>
               <m:t>x</m:t>
             </m:r>
-            <m:d>
-              <m:dPr>
-                <m:begChr m:val="("/>
-                <m:sepChr m:val=""/>
-                <m:endChr m:val=")"/>
-                <m:grow/>
-              </m:dPr>
-              <m:e>
-                <m:r>
-                  <m:t>x</m:t>
-                </m:r>
-                <m:r>
-                  <m:rPr>
-                    <m:sty m:val="p"/>
-                  </m:rPr>
-                  <m:t>+</m:t>
-                </m:r>
-                <m:r>
-                  <m:t>1</m:t>
-                </m:r>
-              </m:e>
-            </m:d>
+            <m:r>
+              <m:rPr>
+                <m:sty m:val="p"/>
+              </m:rPr>
+              <m:t>(</m:t>
+            </m:r>
+            <m:r>
+              <m:t>x</m:t>
+            </m:r>
+            <m:r>
+              <m:rPr>
+                <m:sty m:val="p"/>
+              </m:rPr>
+              <m:t>+</m:t>
+            </m:r>
+            <m:r>
+              <m:t>1</m:t>
+            </m:r>
+            <m:r>
+              <m:rPr>
+                <m:sty m:val="p"/>
+              </m:rPr>
+              <m:t>)</m:t>
+            </m:r>
           </m:num>
           <m:den>
             <m:r>
@@ -1967,8 +1991,8 @@
         </w:pict>
       </w:r>
     </w:p>
-    <w:bookmarkEnd w:id="24"/>
-    <w:bookmarkStart w:id="26" w:name="version-history-and-licensing"/>
+    <w:bookmarkEnd w:id="13"/>
+    <w:bookmarkStart w:id="15" w:name="version-history-and-licensing"/>
     <w:p>
       <w:pPr>
         <w:pStyle w:val="Heading2"/>
@@ -1989,7 +2013,7 @@
       <w:pPr>
         <w:pStyle w:val="BodyText"/>
       </w:pPr>
-      <w:hyperlink r:id="rId25">
+      <w:hyperlink r:id="rId14">
         <w:r>
           <w:rPr>
             <w:rStyle w:val="Hyperlink"/>
@@ -1998,7 +2022,7 @@
         </w:r>
       </w:hyperlink>
     </w:p>
-    <w:bookmarkEnd w:id="26"/>
+    <w:bookmarkEnd w:id="15"/>
     <w:sectPr>
       <w:pgSz w:h="15840" w:w="12240"/>
       <w:pgMar w:bottom="1440" w:footer="720" w:gutter="0" w:header="720" w:left="1440" w:right="1440" w:top="1440"/>
